--- a/fuentes/CFA_17_122153_DU.docx
+++ b/fuentes/CFA_17_122153_DU.docx
@@ -213,7 +213,7 @@
               </wp:anchor>
             </w:drawing>
           </mc:Choice>
-          <mc:Fallback xmlns:w16cex="http://schemas.microsoft.com/office/word/2018/wordml/cex" xmlns:w16="http://schemas.microsoft.com/office/word/2018/wordml" xmlns:w16sdtdh="http://schemas.microsoft.com/office/word/2020/wordml/sdtdatahash">
+          <mc:Fallback xmlns:w16sdtdh="http://schemas.microsoft.com/office/word/2020/wordml/sdtdatahash" xmlns:w16="http://schemas.microsoft.com/office/word/2018/wordml" xmlns:w16cex="http://schemas.microsoft.com/office/word/2018/wordml/cex">
             <w:pict>
               <v:rect w14:anchorId="5C6229C9" id="Rectángulo 4" o:spid="_x0000_s1026" style="position:absolute;margin-left:-55.7pt;margin-top:29pt;width:613.85pt;height:204pt;z-index:-251659776;visibility:visible;mso-wrap-style:square;mso-width-percent:0;mso-height-percent:0;mso-wrap-distance-left:9pt;mso-wrap-distance-top:0;mso-wrap-distance-right:9pt;mso-wrap-distance-bottom:0;mso-position-horizontal:absolute;mso-position-horizontal-relative:text;mso-position-vertical:absolute;mso-position-vertical-relative:text;mso-width-percent:0;mso-height-percent:0;mso-width-relative:page;mso-height-relative:margin;v-text-anchor:middle" o:gfxdata="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" fillcolor="#00314d" stroked="f" strokeweight="1pt"/>
             </w:pict>
@@ -1559,11 +1559,6 @@
           <w:b/>
         </w:rPr>
         <w:instrText xml:space="preserve"> HYPERLINK "https://www.youtube.com/watch?v=xq3IK8tCoRY" </w:instrText>
-      </w:r>
-      <w:r>
-        <w:rPr>
-          <w:b/>
-        </w:rPr>
       </w:r>
       <w:r>
         <w:rPr>
@@ -3445,7 +3440,6 @@
         <w:ind w:firstLine="0"/>
         <w:jc w:val="center"/>
       </w:pPr>
-      <w:bookmarkStart w:id="6" w:name="_GoBack"/>
       <w:r>
         <w:rPr>
           <w:noProof/>
@@ -3494,7 +3488,6 @@
           </wp:inline>
         </w:drawing>
       </w:r>
-      <w:bookmarkEnd w:id="6"/>
     </w:p>
     <w:p>
       <w:pPr>
@@ -3650,12 +3643,12 @@
       <w:pPr>
         <w:pStyle w:val="Ttulo1"/>
       </w:pPr>
-      <w:bookmarkStart w:id="7" w:name="_Toc222396123"/>
+      <w:bookmarkStart w:id="6" w:name="_Toc222396123"/>
       <w:r>
         <w:lastRenderedPageBreak/>
         <w:t>Análisis y diagnóstico organizacional</w:t>
       </w:r>
-      <w:bookmarkEnd w:id="7"/>
+      <w:bookmarkEnd w:id="6"/>
     </w:p>
     <w:p>
       <w:r>
@@ -4077,18 +4070,18 @@
           <w:lang w:eastAsia="es-CO"/>
         </w:rPr>
       </w:pPr>
-      <w:bookmarkStart w:id="8" w:name="_Toc222396124"/>
+      <w:bookmarkStart w:id="7" w:name="_Toc222396124"/>
+      <w:bookmarkEnd w:id="7"/>
+    </w:p>
+    <w:p>
+      <w:pPr>
+        <w:pStyle w:val="Ttulo2"/>
+      </w:pPr>
+      <w:bookmarkStart w:id="8" w:name="_Toc222396125"/>
+      <w:r>
+        <w:t>Instrumentos y matrices de análisis estratégicos</w:t>
+      </w:r>
       <w:bookmarkEnd w:id="8"/>
-    </w:p>
-    <w:p>
-      <w:pPr>
-        <w:pStyle w:val="Ttulo2"/>
-      </w:pPr>
-      <w:bookmarkStart w:id="9" w:name="_Toc222396125"/>
-      <w:r>
-        <w:t>Instrumentos y matrices de análisis estratégicos</w:t>
-      </w:r>
-      <w:bookmarkEnd w:id="9"/>
     </w:p>
     <w:p>
       <w:r>
@@ -4293,17 +4286,34 @@
     </w:p>
     <w:p>
       <w:r>
-        <w:t>Determinadas matrices existentes sirven para apoyar las diferentes etapas en las que se puede requerir el análisis estratégico; por ejemplo, hay matrices que resultan útiles para la recopilación de información, otras para el proceso de adaptación y otras para el proceso de decisión. Analice algunas de ellas en el documento Matrices análisis estratégico.</w:t>
+        <w:t>Determinadas matrices existentes sirven para apoyar las diferentes etapas en las que se puede requerir el análisis estratégico; por ejemplo, hay matrices que resultan útiles para la recopilación de información, otras para el proceso de adaptación y otras para el proceso de decisión. Analice algunas de ellas en el documento</w:t>
+      </w:r>
+      <w:r>
+        <w:t xml:space="preserve">, </w:t>
+      </w:r>
+      <w:r>
+        <w:t xml:space="preserve">el cual se encuentra: </w:t>
+      </w:r>
+      <w:r>
+        <w:rPr>
+          <w:b/>
+        </w:rPr>
+        <w:t>Matrices análisis estratégico</w:t>
+      </w:r>
+      <w:r>
+        <w:t>, ubicado en la carpeta anexos.</w:t>
       </w:r>
     </w:p>
     <w:p>
       <w:pPr>
         <w:pStyle w:val="Ttulo2"/>
       </w:pPr>
-      <w:bookmarkStart w:id="10" w:name="_Toc222396126"/>
+      <w:bookmarkStart w:id="9" w:name="_Toc222396126"/>
       <w:r>
         <w:t>Indicadores de gestión e informes de diagnóstico</w:t>
       </w:r>
+      <w:bookmarkStart w:id="10" w:name="_GoBack"/>
+      <w:bookmarkEnd w:id="9"/>
       <w:bookmarkEnd w:id="10"/>
     </w:p>
     <w:p>
@@ -4847,13 +4857,7 @@
           <w:p>
             <w:r>
               <w:lastRenderedPageBreak/>
-              <w:t xml:space="preserve">La evaluación previa de las variables que pueden llegar a afectar el lanzamiento al mercado de un nuevo producto, servicio o experiencia </w:t>
-            </w:r>
-            <w:r>
-              <w:t>son</w:t>
-            </w:r>
-            <w:r>
-              <w:t xml:space="preserve"> fundamental para la correcta toma de decisiones.</w:t>
+              <w:t>La evaluación previa de las variables que pueden llegar a afectar el lanzamiento al mercado de un nuevo producto, servicio o experiencia son fundamental para la correcta toma de decisiones.</w:t>
             </w:r>
           </w:p>
           <w:p>
@@ -13129,8 +13133,8 @@
 </file>
 
 <file path=customXml/item2.xml><?xml version="1.0" encoding="utf-8"?>
-<ct:contentTypeSchema xmlns:ct="http://schemas.microsoft.com/office/2006/metadata/contentType" xmlns:ma="http://schemas.microsoft.com/office/2006/metadata/properties/metaAttributes" ct:_="" ma:_="" ma:contentTypeName="Documento" ma:contentTypeID="0x0101006A81D6BD42E8DF4C91013959704817E1" ma:contentTypeVersion="14" ma:contentTypeDescription="Crear nuevo documento." ma:contentTypeScope="" ma:versionID="cd14e03e9fc6eb087109c39a3de1a2a7">
-  <xsd:schema xmlns:xsd="http://www.w3.org/2001/XMLSchema" xmlns:xs="http://www.w3.org/2001/XMLSchema" xmlns:p="http://schemas.microsoft.com/office/2006/metadata/properties" xmlns:ns2="13c90a0b-73bc-4dc0-be5f-28d77b615beb" xmlns:ns3="13c93bba-48ce-428c-bfe5-88b42c19b028" targetNamespace="http://schemas.microsoft.com/office/2006/metadata/properties" ma:root="true" ma:fieldsID="247ff0312e87511bd2ce05ea47f33022" ns2:_="" ns3:_="">
+<ct:contentTypeSchema xmlns:ct="http://schemas.microsoft.com/office/2006/metadata/contentType" xmlns:ma="http://schemas.microsoft.com/office/2006/metadata/properties/metaAttributes" ct:_="" ma:_="" ma:contentTypeName="Documento" ma:contentTypeID="0x0101006A81D6BD42E8DF4C91013959704817E1" ma:contentTypeVersion="15" ma:contentTypeDescription="Crear nuevo documento." ma:contentTypeScope="" ma:versionID="bf4f72ffd194f0963ff564daca6869f7">
+  <xsd:schema xmlns:xsd="http://www.w3.org/2001/XMLSchema" xmlns:xs="http://www.w3.org/2001/XMLSchema" xmlns:p="http://schemas.microsoft.com/office/2006/metadata/properties" xmlns:ns2="13c90a0b-73bc-4dc0-be5f-28d77b615beb" xmlns:ns3="13c93bba-48ce-428c-bfe5-88b42c19b028" targetNamespace="http://schemas.microsoft.com/office/2006/metadata/properties" ma:root="true" ma:fieldsID="8718d6f4873a5b1392a45044efa78385" ns2:_="" ns3:_="">
     <xsd:import namespace="13c90a0b-73bc-4dc0-be5f-28d77b615beb"/>
     <xsd:import namespace="13c93bba-48ce-428c-bfe5-88b42c19b028"/>
     <xsd:element name="properties">
@@ -13152,6 +13156,7 @@
                 <xsd:element ref="ns3:lcf76f155ced4ddcb4097134ff3c332f" minOccurs="0"/>
                 <xsd:element ref="ns2:TaxCatchAll" minOccurs="0"/>
                 <xsd:element ref="ns3:MediaServiceOCR" minOccurs="0"/>
+                <xsd:element ref="ns3:MediaServiceLocation" minOccurs="0"/>
               </xsd:all>
             </xsd:complexType>
           </xsd:element>
@@ -13255,6 +13260,11 @@
         <xsd:restriction base="dms:Note">
           <xsd:maxLength value="255"/>
         </xsd:restriction>
+      </xsd:simpleType>
+    </xsd:element>
+    <xsd:element name="MediaServiceLocation" ma:index="22" nillable="true" ma:displayName="Location" ma:description="" ma:indexed="true" ma:internalName="MediaServiceLocation" ma:readOnly="true">
+      <xsd:simpleType>
+        <xsd:restriction base="dms:Text"/>
       </xsd:simpleType>
     </xsd:element>
   </xsd:schema>
@@ -13378,7 +13388,7 @@
 </file>
 
 <file path=customXml/itemProps1.xml><?xml version="1.0" encoding="utf-8"?>
-<ds:datastoreItem xmlns:ds="http://schemas.openxmlformats.org/officeDocument/2006/customXml" ds:itemID="{7845ACC5-BE20-48AE-81EE-B9D0B3D881B7}">
+<ds:datastoreItem xmlns:ds="http://schemas.openxmlformats.org/officeDocument/2006/customXml" ds:itemID="{DD5EB6AF-899B-4DA4-BB6A-D46BD4F2692D}">
   <ds:schemaRefs>
     <ds:schemaRef ds:uri="http://schemas.openxmlformats.org/officeDocument/2006/bibliography"/>
   </ds:schemaRefs>
@@ -13386,13 +13396,13 @@
 </file>
 
 <file path=customXml/itemProps2.xml><?xml version="1.0" encoding="utf-8"?>
-<ds:datastoreItem xmlns:ds="http://schemas.openxmlformats.org/officeDocument/2006/customXml" ds:itemID="{0064E2BC-4912-47AB-8746-8F0A6BB16494}"/>
+<ds:datastoreItem xmlns:ds="http://schemas.openxmlformats.org/officeDocument/2006/customXml" ds:itemID="{E1196E87-1B7C-4877-887E-6D52B9966F70}"/>
 </file>
 
 <file path=customXml/itemProps3.xml><?xml version="1.0" encoding="utf-8"?>
-<ds:datastoreItem xmlns:ds="http://schemas.openxmlformats.org/officeDocument/2006/customXml" ds:itemID="{E107E4C4-8F11-483B-8B65-08A3E45C4928}"/>
+<ds:datastoreItem xmlns:ds="http://schemas.openxmlformats.org/officeDocument/2006/customXml" ds:itemID="{1DC58A0B-8516-4787-B14D-85DD729ACB85}"/>
 </file>
 
 <file path=customXml/itemProps4.xml><?xml version="1.0" encoding="utf-8"?>
-<ds:datastoreItem xmlns:ds="http://schemas.openxmlformats.org/officeDocument/2006/customXml" ds:itemID="{C31ECEAD-7A28-45DF-B510-1830DC4712E3}"/>
+<ds:datastoreItem xmlns:ds="http://schemas.openxmlformats.org/officeDocument/2006/customXml" ds:itemID="{83EE96D8-CECA-42BD-A317-A2B04E9089BE}"/>
 </file>